--- a/por/docx/49.content.docx
+++ b/por/docx/49.content.docx
@@ -136,13 +136,6 @@
         <w:rPr>
           <w:lang w:val="pt_PT" w:bidi="pt_PT"/>
         </w:rPr>
-      </w:r>
-      <w:r>
-        <w:rPr>
-          <w:i/>
-          <w:lang w:val="pt_PT" w:bidi="pt_PT"/>
-        </w:rPr>
-        <w:t>Efésios 1.1, Efésios 1.3, Efésios 1.4, Efésios 1.4 (#2), Efésios 1.5, Efésios 1.6, Efésios 1.7, Efésios 1.10, Efésios 1.13, Efésios 1.14, Efésios 1.18, Efésios 1.20, Efésios 1.22, Efésios 1.22 (#2), Efésios 1.23, Efésios 2.1, Efésios 2.2, Efésios 2.3, Efésios 2.4, Efésios 2.5, Efésios 2.6, Efésios 2.7, Efésios 2.8, Efésios 2.9, Efésios 2.10, Efésios 2.12, Efésios 2.13, Efésios 2.14, Efésios 2.15, Efésios 2.18, Efésios 2.20, Efésios 2.21, Efésios 2.22, Efésios 3.2, Efésios 3.3, Efésios 3.5, Efésios 3.6, Efésios 3.7, Efésios 3.9, Efésios 3.10, Efésios 3.12, Efésios 3.15, Efésios 3.16, Efésios 3.18, Efésios 3.21, Efésios 4.1, Efésios 4.7, Efésios 4.11, Efésios 4.12, Efésios 4.14, Efésios 4.16, Efésios 4.17, Efésios 4.18, Efésios 4.19, Efésios 4.22, Efésios 4.24, Efésios 4.27, Efésios 4.28, Efésios 4.29, Efésios 4.30, Efésios 4.32, Efésios 5.1, Efésios 5.2, Efésios 5.3, Efésios 5.4, Efésios 5.5, Efésios 5.6, Efésios 5.9, Efésios 5.11, Efésios 5.13, Efésios 5.16, Efésios 5.18, Efésios 5.19, Efésios 5.22, Efésios 5.23, Efésios 5.26, Efésios 5.28, Efésios 5.29, Efésios 5.31, Efésios 5.32, Efésios 6.1, Efésios 6.4, Efésios 6.5, Efésios 6.8, Efésios 6.9, Efésios 6.11, Efésios 6.12, Efésios 6.13, Efésios 6.16, Efésios 6.17, Efésios 6.18, Efésios 6.19, Efésios 6.20, Efésios 6.23</w:t>
       </w:r>
       <w:r>
         <w:rPr>

--- a/por/docx/49.content.docx
+++ b/por/docx/49.content.docx
@@ -123,19 +123,6 @@
           <w:lang w:val="pt_PT" w:bidi="pt_PT"/>
         </w:rPr>
         <w:t>EPH</w:t>
-      </w:r>
-      <w:r>
-        <w:rPr>
-          <w:lang w:val="pt_PT" w:bidi="pt_PT"/>
-        </w:rPr>
-      </w:r>
-    </w:p>
-    <w:p>
-      <w:pPr/>
-      <w:r>
-        <w:rPr>
-          <w:lang w:val="pt_PT" w:bidi="pt_PT"/>
-        </w:rPr>
       </w:r>
       <w:r>
         <w:rPr>

--- a/por/docx/49.content.docx
+++ b/por/docx/49.content.docx
@@ -19,7 +19,7 @@
         <w:rPr>
           <w:lang w:val="pt_PT" w:bidi="pt_PT"/>
         </w:rPr>
-        <w:t>Resource: Perguntas de Tradução (unfoldingWord)</w:t>
+        <w:t>Resource: unfoldingWord® Translation Questions</w:t>
       </w:r>
       <w:r>
         <w:rPr>
@@ -85,7 +85,7 @@
         <w:rPr>
           <w:lang w:val="pt_PT" w:bidi="pt_PT"/>
         </w:rPr>
-        <w:t>Perguntas de Tradução (unfoldingWord)</w:t>
+        <w:t>unfoldingWord® Translation Questions</w:t>
       </w:r>
     </w:p>
     <w:p>
